--- a/templates/Word file.docx
+++ b/templates/Word file.docx
@@ -7294,7 +7294,7 @@
               <w:rPr>
                 <w:rFonts w:ascii="Cambria" w:hAnsi="Cambria" w:cs="Arial"/>
               </w:rPr>
-              <w:t>No</w:t>
+              <w:t>Yes</w:t>
             </w:r>
           </w:p>
         </w:tc>
@@ -13693,6 +13693,7 @@
         <w:rPr>
           <w:rFonts w:ascii="Cambria" w:hAnsi="Cambria" w:cs="Arial"/>
         </w:rPr>
+        <w:lastRenderedPageBreak/>
         <w:t>The below table shows the detailed report of the VA sca</w:t>
       </w:r>
       <w:r>
@@ -14122,7 +14123,6 @@
         <w:docPartUnique/>
       </w:docPartObj>
     </w:sdtPr>
-    <w:sdtEndPr/>
     <w:sdtContent>
       <w:p>
         <w:pPr>
